--- a/SEMESTER 4/BIG DATA/TUGAS3_24.11.6152.docx
+++ b/SEMESTER 4/BIG DATA/TUGAS3_24.11.6152.docx
@@ -54,7 +54,7 @@
           <w:b/>
           <w:sz w:val="32"/>
         </w:rPr>
-        <w:t>BIG DATA &amp; PREDICITIVE ANALISIS</w:t>
+        <w:t>PENDIDIKAN PANCASILA</w:t>
       </w:r>
     </w:p>
     <w:p>
@@ -206,47 +206,25 @@
         <w:ind w:left="0" w:firstLine="0"/>
         <w:jc w:val="center"/>
       </w:pPr>
-      <w:proofErr w:type="spellStart"/>
       <w:r>
         <w:rPr>
           <w:sz w:val="28"/>
         </w:rPr>
-        <w:t>Disusun</w:t>
-      </w:r>
-      <w:proofErr w:type="spellEnd"/>
+        <w:t xml:space="preserve">Disusun Oleh : </w:t>
+      </w:r>
+    </w:p>
+    <w:p>
+      <w:pPr>
+        <w:spacing w:after="0" w:line="259" w:lineRule="auto"/>
+        <w:ind w:left="915" w:right="0" w:firstLine="0"/>
+        <w:jc w:val="left"/>
+      </w:pPr>
       <w:r>
         <w:rPr>
           <w:sz w:val="28"/>
         </w:rPr>
         <w:t xml:space="preserve"> </w:t>
       </w:r>
-      <w:proofErr w:type="gramStart"/>
-      <w:r>
-        <w:rPr>
-          <w:sz w:val="28"/>
-        </w:rPr>
-        <w:t>Oleh :</w:t>
-      </w:r>
-      <w:proofErr w:type="gramEnd"/>
-      <w:r>
-        <w:rPr>
-          <w:sz w:val="28"/>
-        </w:rPr>
-        <w:t xml:space="preserve"> </w:t>
-      </w:r>
-    </w:p>
-    <w:p>
-      <w:pPr>
-        <w:spacing w:after="0" w:line="259" w:lineRule="auto"/>
-        <w:ind w:left="915" w:right="0" w:firstLine="0"/>
-        <w:jc w:val="left"/>
-      </w:pPr>
-      <w:r>
-        <w:rPr>
-          <w:sz w:val="28"/>
-        </w:rPr>
-        <w:t xml:space="preserve"> </w:t>
-      </w:r>
     </w:p>
     <w:p>
       <w:pPr>
@@ -265,25 +243,6 @@
       <w:r>
         <w:tab/>
         <w:t>24.11.6127</w:t>
-      </w:r>
-    </w:p>
-    <w:p>
-      <w:pPr>
-        <w:spacing w:after="17" w:line="259" w:lineRule="auto"/>
-        <w:ind w:left="2160" w:right="0" w:firstLine="0"/>
-      </w:pPr>
-      <w:r>
-        <w:t>ERVILA NIRMALA</w:t>
-      </w:r>
-      <w:r>
-        <w:tab/>
-      </w:r>
-      <w:r>
-        <w:tab/>
-      </w:r>
-      <w:r>
-        <w:tab/>
-        <w:t>24.11.6152</w:t>
       </w:r>
     </w:p>
     <w:p>
@@ -292,9 +251,6 @@
         <w:ind w:left="0" w:right="700" w:firstLine="0"/>
         <w:jc w:val="center"/>
       </w:pPr>
-      <w:r>
-        <w:t xml:space="preserve"> </w:t>
-      </w:r>
     </w:p>
     <w:p>
       <w:pPr>
@@ -484,47 +440,7 @@
         </w:numPr>
       </w:pPr>
       <w:r>
-        <w:t xml:space="preserve">Dari </w:t>
-      </w:r>
-      <w:proofErr w:type="spellStart"/>
-      <w:r>
-        <w:t>materi</w:t>
-      </w:r>
-      <w:proofErr w:type="spellEnd"/>
-      <w:r>
-        <w:t xml:space="preserve"> yang </w:t>
-      </w:r>
-      <w:proofErr w:type="spellStart"/>
-      <w:r>
-        <w:t>disampaikan</w:t>
-      </w:r>
-      <w:proofErr w:type="spellEnd"/>
-      <w:r>
-        <w:t xml:space="preserve">, </w:t>
-      </w:r>
-      <w:proofErr w:type="spellStart"/>
-      <w:r>
-        <w:t>buat</w:t>
-      </w:r>
-      <w:proofErr w:type="spellEnd"/>
-      <w:r>
-        <w:t xml:space="preserve"> table </w:t>
-      </w:r>
-      <w:proofErr w:type="spellStart"/>
-      <w:r>
-        <w:t>perbedaan</w:t>
-      </w:r>
-      <w:proofErr w:type="spellEnd"/>
-      <w:r>
-        <w:t xml:space="preserve"> </w:t>
-      </w:r>
-      <w:proofErr w:type="spellStart"/>
-      <w:r>
-        <w:t>antara</w:t>
-      </w:r>
-      <w:proofErr w:type="spellEnd"/>
-      <w:r>
-        <w:t xml:space="preserve"> Scrapping dan Crawling? (2-3)</w:t>
+        <w:t>Dari materi yang disampaikan, buat table perbedaan antara Scrapping dan Crawling? (2-3)</w:t>
       </w:r>
     </w:p>
     <w:p>
@@ -535,45 +451,8 @@
           <w:numId w:val="6"/>
         </w:numPr>
       </w:pPr>
-      <w:proofErr w:type="spellStart"/>
-      <w:r>
-        <w:t>Jelaskan</w:t>
-      </w:r>
-      <w:proofErr w:type="spellEnd"/>
-      <w:r>
-        <w:t xml:space="preserve"> </w:t>
-      </w:r>
-      <w:proofErr w:type="spellStart"/>
-      <w:r>
-        <w:t>maksud</w:t>
-      </w:r>
-      <w:proofErr w:type="spellEnd"/>
-      <w:r>
-        <w:t xml:space="preserve"> </w:t>
-      </w:r>
-      <w:proofErr w:type="spellStart"/>
-      <w:r>
-        <w:t>dari</w:t>
-      </w:r>
-      <w:proofErr w:type="spellEnd"/>
-      <w:r>
-        <w:t xml:space="preserve"> masing-masing </w:t>
-      </w:r>
-      <w:proofErr w:type="spellStart"/>
-      <w:r>
-        <w:t>beberapa</w:t>
-      </w:r>
-      <w:proofErr w:type="spellEnd"/>
-      <w:r>
-        <w:t xml:space="preserve"> Teknik di Crawling (3-4 </w:t>
-      </w:r>
-      <w:proofErr w:type="spellStart"/>
-      <w:r>
-        <w:t>teknik</w:t>
-      </w:r>
-      <w:proofErr w:type="spellEnd"/>
-      <w:r>
-        <w:t>)</w:t>
+      <w:r>
+        <w:t>Jelaskan maksud dari masing-masing beberapa Teknik di Crawling (3-4 teknik)</w:t>
       </w:r>
     </w:p>
     <w:p>
@@ -584,53 +463,8 @@
           <w:numId w:val="6"/>
         </w:numPr>
       </w:pPr>
-      <w:proofErr w:type="spellStart"/>
-      <w:r>
-        <w:t>Jelaskan</w:t>
-      </w:r>
-      <w:proofErr w:type="spellEnd"/>
-      <w:r>
-        <w:t xml:space="preserve"> </w:t>
-      </w:r>
-      <w:proofErr w:type="spellStart"/>
-      <w:r>
-        <w:t>maksud</w:t>
-      </w:r>
-      <w:proofErr w:type="spellEnd"/>
-      <w:r>
-        <w:t xml:space="preserve"> </w:t>
-      </w:r>
-      <w:proofErr w:type="spellStart"/>
-      <w:r>
-        <w:t>dari</w:t>
-      </w:r>
-      <w:proofErr w:type="spellEnd"/>
-      <w:r>
-        <w:t xml:space="preserve"> </w:t>
-      </w:r>
-      <w:proofErr w:type="spellStart"/>
-      <w:r>
-        <w:t>maisng</w:t>
-      </w:r>
-      <w:proofErr w:type="spellEnd"/>
-      <w:r>
-        <w:t xml:space="preserve">-masing </w:t>
-      </w:r>
-      <w:proofErr w:type="spellStart"/>
-      <w:r>
-        <w:t>beberapa</w:t>
-      </w:r>
-      <w:proofErr w:type="spellEnd"/>
-      <w:r>
-        <w:t xml:space="preserve"> Teknik di Scrapping (3-4 </w:t>
-      </w:r>
-      <w:proofErr w:type="spellStart"/>
-      <w:r>
-        <w:t>teknik</w:t>
-      </w:r>
-      <w:proofErr w:type="spellEnd"/>
-      <w:r>
-        <w:t>)</w:t>
+      <w:r>
+        <w:t>Jelaskan maksud dari maisng-masing beberapa Teknik di Scrapping (3-4 teknik)</w:t>
       </w:r>
     </w:p>
     <w:p>
@@ -642,27 +476,14 @@
         </w:numPr>
       </w:pPr>
       <w:r>
-        <w:t>Cari Langkah-</w:t>
-      </w:r>
-      <w:proofErr w:type="spellStart"/>
-      <w:r>
-        <w:t>langkah</w:t>
-      </w:r>
-      <w:proofErr w:type="spellEnd"/>
-      <w:r>
-        <w:t xml:space="preserve"> data scraping</w:t>
+        <w:t>Cari Langkah-langkah data scraping</w:t>
       </w:r>
     </w:p>
     <w:p/>
     <w:p/>
     <w:p>
-      <w:proofErr w:type="spellStart"/>
-      <w:r>
-        <w:t>Jawaban</w:t>
-      </w:r>
-      <w:proofErr w:type="spellEnd"/>
-      <w:r>
-        <w:t>.</w:t>
+      <w:r>
+        <w:t>Jawaban.</w:t>
       </w:r>
     </w:p>
     <w:p>
@@ -673,77 +494,8 @@
           <w:numId w:val="7"/>
         </w:numPr>
       </w:pPr>
-      <w:proofErr w:type="spellStart"/>
-      <w:r>
-        <w:t>Perbedaan</w:t>
-      </w:r>
-      <w:proofErr w:type="spellEnd"/>
-      <w:r>
-        <w:t xml:space="preserve"> </w:t>
-      </w:r>
-      <w:proofErr w:type="spellStart"/>
-      <w:r>
-        <w:t>antara</w:t>
-      </w:r>
-      <w:proofErr w:type="spellEnd"/>
-      <w:r>
-        <w:t xml:space="preserve"> Crawling </w:t>
-      </w:r>
-      <w:proofErr w:type="spellStart"/>
-      <w:r>
-        <w:t>adalah</w:t>
-      </w:r>
-      <w:proofErr w:type="spellEnd"/>
-      <w:r>
-        <w:t xml:space="preserve"> </w:t>
-      </w:r>
-      <w:proofErr w:type="spellStart"/>
-      <w:r>
-        <w:t>pencari</w:t>
-      </w:r>
-      <w:proofErr w:type="spellEnd"/>
-      <w:r>
-        <w:t xml:space="preserve"> Lokasi (</w:t>
-      </w:r>
-      <w:proofErr w:type="spellStart"/>
-      <w:r>
-        <w:t>navigasi</w:t>
-      </w:r>
-      <w:proofErr w:type="spellEnd"/>
-      <w:r>
-        <w:t xml:space="preserve">), </w:t>
-      </w:r>
-      <w:proofErr w:type="spellStart"/>
-      <w:r>
-        <w:t>sedangkan</w:t>
-      </w:r>
-      <w:proofErr w:type="spellEnd"/>
-      <w:r>
-        <w:t xml:space="preserve"> Scrapping Adalah </w:t>
-      </w:r>
-      <w:proofErr w:type="spellStart"/>
-      <w:r>
-        <w:t>pengambil</w:t>
-      </w:r>
-      <w:proofErr w:type="spellEnd"/>
-      <w:r>
-        <w:t xml:space="preserve"> </w:t>
-      </w:r>
-      <w:proofErr w:type="spellStart"/>
-      <w:r>
-        <w:t>datanya</w:t>
-      </w:r>
-      <w:proofErr w:type="spellEnd"/>
-      <w:r>
-        <w:t xml:space="preserve"> (</w:t>
-      </w:r>
-      <w:proofErr w:type="spellStart"/>
-      <w:r>
-        <w:t>ekstraksi</w:t>
-      </w:r>
-      <w:proofErr w:type="spellEnd"/>
-      <w:r>
-        <w:t>).</w:t>
+      <w:r>
+        <w:t>Perbedaan antara Crawling adalah pencari Lokasi (navigasi), sedangkan Scrapping Adalah pengambil datanya (ekstraksi).</w:t>
       </w:r>
     </w:p>
     <w:tbl>
@@ -832,37 +584,8 @@
               <w:pStyle w:val="ListParagraph"/>
               <w:ind w:left="0" w:firstLine="0"/>
             </w:pPr>
-            <w:proofErr w:type="spellStart"/>
             <w:r>
-              <w:t>Menemukan</w:t>
-            </w:r>
-            <w:proofErr w:type="spellEnd"/>
-            <w:r>
-              <w:t xml:space="preserve"> URL/link dan </w:t>
-            </w:r>
-            <w:proofErr w:type="spellStart"/>
-            <w:r>
-              <w:t>mengindeks</w:t>
-            </w:r>
-            <w:proofErr w:type="spellEnd"/>
-            <w:r>
-              <w:t xml:space="preserve"> </w:t>
-            </w:r>
-            <w:proofErr w:type="spellStart"/>
-            <w:r>
-              <w:t>seluruh</w:t>
-            </w:r>
-            <w:proofErr w:type="spellEnd"/>
-            <w:r>
-              <w:t xml:space="preserve"> </w:t>
-            </w:r>
-            <w:proofErr w:type="spellStart"/>
-            <w:r>
-              <w:t>halaman</w:t>
-            </w:r>
-            <w:proofErr w:type="spellEnd"/>
-            <w:r>
-              <w:t xml:space="preserve"> web.</w:t>
+              <w:t>Menemukan URL/link dan mengindeks seluruh halaman web.</w:t>
             </w:r>
           </w:p>
         </w:tc>
@@ -875,67 +598,9 @@
               <w:pStyle w:val="ListParagraph"/>
               <w:ind w:left="0" w:firstLine="0"/>
             </w:pPr>
-            <w:proofErr w:type="spellStart"/>
             <w:r>
-              <w:t>Ekstraksi</w:t>
+              <w:t>Ekstraksi data spesifik (harga, nama produk, teks) dari halaman tertentu</w:t>
             </w:r>
-            <w:proofErr w:type="spellEnd"/>
-            <w:r>
-              <w:t xml:space="preserve"> data </w:t>
-            </w:r>
-            <w:proofErr w:type="spellStart"/>
-            <w:r>
-              <w:t>spesifik</w:t>
-            </w:r>
-            <w:proofErr w:type="spellEnd"/>
-            <w:r>
-              <w:t xml:space="preserve"> (</w:t>
-            </w:r>
-            <w:proofErr w:type="spellStart"/>
-            <w:r>
-              <w:t>harga</w:t>
-            </w:r>
-            <w:proofErr w:type="spellEnd"/>
-            <w:r>
-              <w:t xml:space="preserve">, nama </w:t>
-            </w:r>
-            <w:proofErr w:type="spellStart"/>
-            <w:r>
-              <w:t>produk</w:t>
-            </w:r>
-            <w:proofErr w:type="spellEnd"/>
-            <w:r>
-              <w:t xml:space="preserve">, </w:t>
-            </w:r>
-            <w:proofErr w:type="spellStart"/>
-            <w:r>
-              <w:t>teks</w:t>
-            </w:r>
-            <w:proofErr w:type="spellEnd"/>
-            <w:r>
-              <w:t xml:space="preserve">) </w:t>
-            </w:r>
-            <w:proofErr w:type="spellStart"/>
-            <w:r>
-              <w:t>dari</w:t>
-            </w:r>
-            <w:proofErr w:type="spellEnd"/>
-            <w:r>
-              <w:t xml:space="preserve"> </w:t>
-            </w:r>
-            <w:proofErr w:type="spellStart"/>
-            <w:r>
-              <w:t>halaman</w:t>
-            </w:r>
-            <w:proofErr w:type="spellEnd"/>
-            <w:r>
-              <w:t xml:space="preserve"> </w:t>
-            </w:r>
-            <w:proofErr w:type="spellStart"/>
-            <w:r>
-              <w:t>tertentu</w:t>
-            </w:r>
-            <w:proofErr w:type="spellEnd"/>
           </w:p>
         </w:tc>
       </w:tr>
@@ -949,11 +614,9 @@
               <w:pStyle w:val="ListParagraph"/>
               <w:ind w:left="0" w:firstLine="0"/>
             </w:pPr>
-            <w:proofErr w:type="spellStart"/>
             <w:r>
               <w:t>Cakupan</w:t>
             </w:r>
-            <w:proofErr w:type="spellEnd"/>
           </w:p>
         </w:tc>
         <w:tc>
@@ -966,47 +629,7 @@
               <w:ind w:left="0" w:firstLine="0"/>
             </w:pPr>
             <w:r>
-              <w:t xml:space="preserve">Skala </w:t>
-            </w:r>
-            <w:proofErr w:type="spellStart"/>
-            <w:r>
-              <w:t>besar</w:t>
-            </w:r>
-            <w:proofErr w:type="spellEnd"/>
-            <w:r>
-              <w:t xml:space="preserve"> (</w:t>
-            </w:r>
-            <w:proofErr w:type="spellStart"/>
-            <w:r>
-              <w:t>menjelajah</w:t>
-            </w:r>
-            <w:proofErr w:type="spellEnd"/>
-            <w:r>
-              <w:t xml:space="preserve"> </w:t>
-            </w:r>
-            <w:proofErr w:type="spellStart"/>
-            <w:r>
-              <w:t>seluruh</w:t>
-            </w:r>
-            <w:proofErr w:type="spellEnd"/>
-            <w:r>
-              <w:t xml:space="preserve"> web </w:t>
-            </w:r>
-            <w:proofErr w:type="spellStart"/>
-            <w:r>
-              <w:t>atau</w:t>
-            </w:r>
-            <w:proofErr w:type="spellEnd"/>
-            <w:r>
-              <w:t xml:space="preserve"> situs yang </w:t>
-            </w:r>
-            <w:proofErr w:type="spellStart"/>
-            <w:r>
-              <w:t>luas</w:t>
-            </w:r>
-            <w:proofErr w:type="spellEnd"/>
-            <w:r>
-              <w:t>).</w:t>
+              <w:t>Skala besar (menjelajah seluruh web atau situs yang luas).</w:t>
             </w:r>
           </w:p>
         </w:tc>
@@ -1020,47 +643,7 @@
               <w:ind w:left="0" w:firstLine="0"/>
             </w:pPr>
             <w:r>
-              <w:t xml:space="preserve">Skala </w:t>
-            </w:r>
-            <w:proofErr w:type="spellStart"/>
-            <w:r>
-              <w:t>kecil</w:t>
-            </w:r>
-            <w:proofErr w:type="spellEnd"/>
-            <w:r>
-              <w:t xml:space="preserve"> dan </w:t>
-            </w:r>
-            <w:proofErr w:type="spellStart"/>
-            <w:r>
-              <w:t>spesifik</w:t>
-            </w:r>
-            <w:proofErr w:type="spellEnd"/>
-            <w:r>
-              <w:t xml:space="preserve"> (</w:t>
-            </w:r>
-            <w:proofErr w:type="spellStart"/>
-            <w:r>
-              <w:t>menargetkan</w:t>
-            </w:r>
-            <w:proofErr w:type="spellEnd"/>
-            <w:r>
-              <w:t xml:space="preserve"> </w:t>
-            </w:r>
-            <w:proofErr w:type="spellStart"/>
-            <w:r>
-              <w:t>elemen</w:t>
-            </w:r>
-            <w:proofErr w:type="spellEnd"/>
-            <w:r>
-              <w:t xml:space="preserve"> </w:t>
-            </w:r>
-            <w:proofErr w:type="spellStart"/>
-            <w:r>
-              <w:t>tertentu</w:t>
-            </w:r>
-            <w:proofErr w:type="spellEnd"/>
-            <w:r>
-              <w:t>).</w:t>
+              <w:t>Skala kecil dan spesifik (menargetkan elemen tertentu).</w:t>
             </w:r>
           </w:p>
         </w:tc>
@@ -1090,31 +673,7 @@
               <w:ind w:left="0" w:firstLine="0"/>
             </w:pPr>
             <w:r>
-              <w:t xml:space="preserve">Daftar link </w:t>
-            </w:r>
-            <w:proofErr w:type="spellStart"/>
-            <w:r>
-              <w:t>atau</w:t>
-            </w:r>
-            <w:proofErr w:type="spellEnd"/>
-            <w:r>
-              <w:t xml:space="preserve"> </w:t>
-            </w:r>
-            <w:proofErr w:type="spellStart"/>
-            <w:r>
-              <w:t>indeks</w:t>
-            </w:r>
-            <w:proofErr w:type="spellEnd"/>
-            <w:r>
-              <w:t xml:space="preserve"> </w:t>
-            </w:r>
-            <w:proofErr w:type="spellStart"/>
-            <w:r>
-              <w:t>halaman</w:t>
-            </w:r>
-            <w:proofErr w:type="spellEnd"/>
-            <w:r>
-              <w:t xml:space="preserve"> web</w:t>
+              <w:t>Daftar link atau indeks halaman web</w:t>
             </w:r>
           </w:p>
         </w:tc>
@@ -1128,15 +687,7 @@
               <w:ind w:left="0" w:firstLine="0"/>
             </w:pPr>
             <w:r>
-              <w:t xml:space="preserve">Data yang </w:t>
-            </w:r>
-            <w:proofErr w:type="spellStart"/>
-            <w:r>
-              <w:t>terstruktur</w:t>
-            </w:r>
-            <w:proofErr w:type="spellEnd"/>
-            <w:r>
-              <w:t xml:space="preserve"> (Excel, JSON, Database).</w:t>
+              <w:t>Data yang terstruktur (Excel, JSON, Database).</w:t>
             </w:r>
           </w:p>
         </w:tc>
@@ -1160,15 +711,7 @@
         <w:jc w:val="left"/>
       </w:pPr>
       <w:r>
-        <w:t xml:space="preserve">Teknik </w:t>
-      </w:r>
-      <w:proofErr w:type="spellStart"/>
-      <w:r>
-        <w:t>dalam</w:t>
-      </w:r>
-      <w:proofErr w:type="spellEnd"/>
-      <w:r>
-        <w:t xml:space="preserve"> Crawling</w:t>
+        <w:t>Teknik dalam Crawling</w:t>
       </w:r>
     </w:p>
     <w:p>
@@ -1183,135 +726,7 @@
         <w:jc w:val="left"/>
       </w:pPr>
       <w:r>
-        <w:t>Breadth-First Search (</w:t>
-      </w:r>
-      <w:proofErr w:type="spellStart"/>
-      <w:r>
-        <w:t>bFS</w:t>
-      </w:r>
-      <w:proofErr w:type="spellEnd"/>
-      <w:r>
-        <w:t xml:space="preserve">): Crawling </w:t>
-      </w:r>
-      <w:proofErr w:type="spellStart"/>
-      <w:r>
-        <w:t>dimulai</w:t>
-      </w:r>
-      <w:proofErr w:type="spellEnd"/>
-      <w:r>
-        <w:t xml:space="preserve"> </w:t>
-      </w:r>
-      <w:proofErr w:type="spellStart"/>
-      <w:r>
-        <w:t>dari</w:t>
-      </w:r>
-      <w:proofErr w:type="spellEnd"/>
-      <w:r>
-        <w:t xml:space="preserve"> </w:t>
-      </w:r>
-      <w:proofErr w:type="spellStart"/>
-      <w:r>
-        <w:t>satu</w:t>
-      </w:r>
-      <w:proofErr w:type="spellEnd"/>
-      <w:r>
-        <w:t xml:space="preserve"> </w:t>
-      </w:r>
-      <w:proofErr w:type="spellStart"/>
-      <w:r>
-        <w:t>halaman</w:t>
-      </w:r>
-      <w:proofErr w:type="spellEnd"/>
-      <w:r>
-        <w:t xml:space="preserve"> (root), </w:t>
-      </w:r>
-      <w:proofErr w:type="spellStart"/>
-      <w:r>
-        <w:t>kemudian</w:t>
-      </w:r>
-      <w:proofErr w:type="spellEnd"/>
-      <w:r>
-        <w:t xml:space="preserve"> boot </w:t>
-      </w:r>
-      <w:proofErr w:type="spellStart"/>
-      <w:r>
-        <w:t>mengunjungi</w:t>
-      </w:r>
-      <w:proofErr w:type="spellEnd"/>
-      <w:r>
-        <w:t xml:space="preserve"> </w:t>
-      </w:r>
-      <w:proofErr w:type="spellStart"/>
-      <w:r>
-        <w:t>semua</w:t>
-      </w:r>
-      <w:proofErr w:type="spellEnd"/>
-      <w:r>
-        <w:t xml:space="preserve"> link yang </w:t>
-      </w:r>
-      <w:proofErr w:type="spellStart"/>
-      <w:r>
-        <w:t>ada</w:t>
-      </w:r>
-      <w:proofErr w:type="spellEnd"/>
-      <w:r>
-        <w:t xml:space="preserve"> di </w:t>
-      </w:r>
-      <w:proofErr w:type="spellStart"/>
-      <w:r>
-        <w:t>halaman</w:t>
-      </w:r>
-      <w:proofErr w:type="spellEnd"/>
-      <w:r>
-        <w:t xml:space="preserve"> </w:t>
-      </w:r>
-      <w:proofErr w:type="spellStart"/>
-      <w:r>
-        <w:t>tersebut</w:t>
-      </w:r>
-      <w:proofErr w:type="spellEnd"/>
-      <w:r>
-        <w:t xml:space="preserve"> </w:t>
-      </w:r>
-      <w:proofErr w:type="spellStart"/>
-      <w:r>
-        <w:t>sebelum</w:t>
-      </w:r>
-      <w:proofErr w:type="spellEnd"/>
-      <w:r>
-        <w:t xml:space="preserve"> </w:t>
-      </w:r>
-      <w:proofErr w:type="spellStart"/>
-      <w:r>
-        <w:t>masuk</w:t>
-      </w:r>
-      <w:proofErr w:type="spellEnd"/>
-      <w:r>
-        <w:t xml:space="preserve"> </w:t>
-      </w:r>
-      <w:proofErr w:type="spellStart"/>
-      <w:r>
-        <w:t>ke</w:t>
-      </w:r>
-      <w:proofErr w:type="spellEnd"/>
-      <w:r>
-        <w:t xml:space="preserve"> level yang </w:t>
-      </w:r>
-      <w:proofErr w:type="spellStart"/>
-      <w:r>
-        <w:t>lebih</w:t>
-      </w:r>
-      <w:proofErr w:type="spellEnd"/>
-      <w:r>
-        <w:t xml:space="preserve"> </w:t>
-      </w:r>
-      <w:proofErr w:type="spellStart"/>
-      <w:r>
-        <w:t>dalam</w:t>
-      </w:r>
-      <w:proofErr w:type="spellEnd"/>
-      <w:r>
-        <w:t>.</w:t>
+        <w:t>Breadth-First Search (bFS): Crawling dimulai dari satu halaman (root), kemudian boot mengunjungi semua link yang ada di halaman tersebut sebelum masuk ke level yang lebih dalam.</w:t>
       </w:r>
     </w:p>
     <w:p>
@@ -1326,130 +741,10 @@
         <w:jc w:val="left"/>
       </w:pPr>
       <w:r>
-        <w:t xml:space="preserve">Depth-First Search (DFS): Bot </w:t>
-      </w:r>
-      <w:proofErr w:type="spellStart"/>
-      <w:r>
-        <w:t>mengikuti</w:t>
-      </w:r>
-      <w:proofErr w:type="spellEnd"/>
-      <w:r>
-        <w:t xml:space="preserve"> </w:t>
-      </w:r>
-      <w:proofErr w:type="spellStart"/>
-      <w:r>
-        <w:t>satu</w:t>
-      </w:r>
-      <w:proofErr w:type="spellEnd"/>
-      <w:r>
-        <w:t xml:space="preserve"> </w:t>
-      </w:r>
-      <w:proofErr w:type="spellStart"/>
-      <w:r>
-        <w:t>jalur</w:t>
-      </w:r>
-      <w:proofErr w:type="spellEnd"/>
-      <w:r>
-        <w:t xml:space="preserve"> link </w:t>
-      </w:r>
-      <w:proofErr w:type="spellStart"/>
-      <w:r>
-        <w:t>h</w:t>
-      </w:r>
-      <w:r>
-        <w:t>ingga</w:t>
-      </w:r>
-      <w:proofErr w:type="spellEnd"/>
-      <w:r>
-        <w:t xml:space="preserve"> </w:t>
-      </w:r>
-      <w:proofErr w:type="spellStart"/>
-      <w:r>
-        <w:t>ke</w:t>
-      </w:r>
-      <w:proofErr w:type="spellEnd"/>
-      <w:r>
-        <w:t xml:space="preserve"> </w:t>
-      </w:r>
-      <w:proofErr w:type="spellStart"/>
-      <w:r>
-        <w:t>ujung</w:t>
-      </w:r>
-      <w:proofErr w:type="spellEnd"/>
-      <w:r>
-        <w:t xml:space="preserve"> paling </w:t>
-      </w:r>
-      <w:proofErr w:type="spellStart"/>
-      <w:r>
-        <w:t>dalam</w:t>
-      </w:r>
-      <w:proofErr w:type="spellEnd"/>
-      <w:r>
-        <w:t xml:space="preserve"> </w:t>
-      </w:r>
-      <w:proofErr w:type="spellStart"/>
-      <w:r>
-        <w:t>sebelum</w:t>
-      </w:r>
-      <w:proofErr w:type="spellEnd"/>
-      <w:r>
-        <w:t xml:space="preserve"> Kembali </w:t>
-      </w:r>
-      <w:proofErr w:type="spellStart"/>
-      <w:r>
-        <w:t>lagi</w:t>
-      </w:r>
-      <w:proofErr w:type="spellEnd"/>
-      <w:r>
-        <w:t xml:space="preserve"> </w:t>
-      </w:r>
-      <w:proofErr w:type="spellStart"/>
-      <w:r>
-        <w:t>ke</w:t>
-      </w:r>
-      <w:proofErr w:type="spellEnd"/>
-      <w:r>
-        <w:t xml:space="preserve"> </w:t>
-      </w:r>
-      <w:proofErr w:type="spellStart"/>
-      <w:r>
-        <w:t>halaman</w:t>
-      </w:r>
-      <w:proofErr w:type="spellEnd"/>
-      <w:r>
-        <w:t xml:space="preserve"> </w:t>
-      </w:r>
-      <w:proofErr w:type="spellStart"/>
-      <w:r>
-        <w:t>awal</w:t>
-      </w:r>
-      <w:proofErr w:type="spellEnd"/>
-      <w:r>
-        <w:t xml:space="preserve"> </w:t>
-      </w:r>
-      <w:proofErr w:type="spellStart"/>
-      <w:r>
-        <w:t>untuk</w:t>
-      </w:r>
-      <w:proofErr w:type="spellEnd"/>
-      <w:r>
-        <w:t xml:space="preserve"> </w:t>
-      </w:r>
-      <w:proofErr w:type="spellStart"/>
-      <w:r>
-        <w:t>mencari</w:t>
-      </w:r>
-      <w:proofErr w:type="spellEnd"/>
-      <w:r>
-        <w:t xml:space="preserve"> link </w:t>
-      </w:r>
-      <w:proofErr w:type="spellStart"/>
-      <w:r>
-        <w:t>lainnya</w:t>
-      </w:r>
-      <w:proofErr w:type="spellEnd"/>
-      <w:r>
-        <w:t>.</w:t>
+        <w:t>Depth-First Search (DFS): Bot mengikuti satu jalur link h</w:t>
+      </w:r>
+      <w:r>
+        <w:t>ingga ke ujung paling dalam sebelum Kembali lagi ke halaman awal untuk mencari link lainnya.</w:t>
       </w:r>
     </w:p>
     <w:p>
@@ -1464,79 +759,7 @@
         <w:jc w:val="left"/>
       </w:pPr>
       <w:r>
-        <w:t xml:space="preserve">Parallel Crawling: </w:t>
-      </w:r>
-      <w:proofErr w:type="spellStart"/>
-      <w:r>
-        <w:t>Menggunakan</w:t>
-      </w:r>
-      <w:proofErr w:type="spellEnd"/>
-      <w:r>
-        <w:t xml:space="preserve"> </w:t>
-      </w:r>
-      <w:proofErr w:type="spellStart"/>
-      <w:r>
-        <w:t>banyak</w:t>
-      </w:r>
-      <w:proofErr w:type="spellEnd"/>
-      <w:r>
-        <w:t xml:space="preserve"> bot </w:t>
-      </w:r>
-      <w:proofErr w:type="spellStart"/>
-      <w:r>
-        <w:t>sekaligus</w:t>
-      </w:r>
-      <w:proofErr w:type="spellEnd"/>
-      <w:r>
-        <w:t xml:space="preserve"> </w:t>
-      </w:r>
-      <w:proofErr w:type="spellStart"/>
-      <w:r>
-        <w:t>untuk</w:t>
-      </w:r>
-      <w:proofErr w:type="spellEnd"/>
-      <w:r>
-        <w:t xml:space="preserve"> </w:t>
-      </w:r>
-      <w:proofErr w:type="spellStart"/>
-      <w:r>
-        <w:t>melakukan</w:t>
-      </w:r>
-      <w:proofErr w:type="spellEnd"/>
-      <w:r>
-        <w:t xml:space="preserve"> crawling </w:t>
-      </w:r>
-      <w:proofErr w:type="spellStart"/>
-      <w:r>
-        <w:t>secara</w:t>
-      </w:r>
-      <w:proofErr w:type="spellEnd"/>
-      <w:r>
-        <w:t xml:space="preserve"> </w:t>
-      </w:r>
-      <w:proofErr w:type="spellStart"/>
-      <w:r>
-        <w:t>bersamaan</w:t>
-      </w:r>
-      <w:proofErr w:type="spellEnd"/>
-      <w:r>
-        <w:t xml:space="preserve"> guna </w:t>
-      </w:r>
-      <w:proofErr w:type="spellStart"/>
-      <w:r>
-        <w:t>mempercepat</w:t>
-      </w:r>
-      <w:proofErr w:type="spellEnd"/>
-      <w:r>
-        <w:t xml:space="preserve"> proses </w:t>
-      </w:r>
-      <w:proofErr w:type="spellStart"/>
-      <w:r>
-        <w:t>pengumpulan</w:t>
-      </w:r>
-      <w:proofErr w:type="spellEnd"/>
-      <w:r>
-        <w:t xml:space="preserve"> link.</w:t>
+        <w:t>Parallel Crawling: Menggunakan banyak bot sekaligus untuk melakukan crawling secara bersamaan guna mempercepat proses pengumpulan link.</w:t>
       </w:r>
     </w:p>
     <w:p>
@@ -1550,109 +773,8 @@
         <w:ind w:right="700"/>
         <w:jc w:val="left"/>
       </w:pPr>
-      <w:proofErr w:type="spellStart"/>
-      <w:r>
-        <w:t>Facused</w:t>
-      </w:r>
-      <w:proofErr w:type="spellEnd"/>
-      <w:r>
-        <w:t xml:space="preserve"> Crawling: Bot </w:t>
-      </w:r>
-      <w:proofErr w:type="spellStart"/>
-      <w:r>
-        <w:t>hanya</w:t>
-      </w:r>
-      <w:proofErr w:type="spellEnd"/>
-      <w:r>
-        <w:t xml:space="preserve"> </w:t>
-      </w:r>
-      <w:proofErr w:type="spellStart"/>
-      <w:r>
-        <w:t>mengumpulkan</w:t>
-      </w:r>
-      <w:proofErr w:type="spellEnd"/>
-      <w:r>
-        <w:t xml:space="preserve"> link yang </w:t>
-      </w:r>
-      <w:proofErr w:type="spellStart"/>
-      <w:r>
-        <w:t>relevan</w:t>
-      </w:r>
-      <w:proofErr w:type="spellEnd"/>
-      <w:r>
-        <w:t xml:space="preserve"> </w:t>
-      </w:r>
-      <w:proofErr w:type="spellStart"/>
-      <w:r>
-        <w:t>dengan</w:t>
-      </w:r>
-      <w:proofErr w:type="spellEnd"/>
-      <w:r>
-        <w:t xml:space="preserve"> </w:t>
-      </w:r>
-      <w:proofErr w:type="spellStart"/>
-      <w:r>
-        <w:t>topik</w:t>
-      </w:r>
-      <w:proofErr w:type="spellEnd"/>
-      <w:r>
-        <w:t xml:space="preserve"> </w:t>
-      </w:r>
-      <w:proofErr w:type="spellStart"/>
-      <w:r>
-        <w:t>atau</w:t>
-      </w:r>
-      <w:proofErr w:type="spellEnd"/>
-      <w:r>
-        <w:t xml:space="preserve"> kata </w:t>
-      </w:r>
-      <w:proofErr w:type="spellStart"/>
-      <w:r>
-        <w:t>kunci</w:t>
-      </w:r>
-      <w:proofErr w:type="spellEnd"/>
-      <w:r>
-        <w:t xml:space="preserve"> </w:t>
-      </w:r>
-      <w:proofErr w:type="spellStart"/>
-      <w:r>
-        <w:t>tertentu</w:t>
-      </w:r>
-      <w:proofErr w:type="spellEnd"/>
-      <w:r>
-        <w:t xml:space="preserve">, </w:t>
-      </w:r>
-      <w:proofErr w:type="spellStart"/>
-      <w:r>
-        <w:t>mengabaikan</w:t>
-      </w:r>
-      <w:proofErr w:type="spellEnd"/>
-      <w:r>
-        <w:t xml:space="preserve"> </w:t>
-      </w:r>
-      <w:proofErr w:type="spellStart"/>
-      <w:r>
-        <w:t>halaman</w:t>
-      </w:r>
-      <w:proofErr w:type="spellEnd"/>
-      <w:r>
-        <w:t xml:space="preserve"> yang </w:t>
-      </w:r>
-      <w:proofErr w:type="spellStart"/>
-      <w:r>
-        <w:t>tidak</w:t>
-      </w:r>
-      <w:proofErr w:type="spellEnd"/>
-      <w:r>
-        <w:t xml:space="preserve"> </w:t>
-      </w:r>
-      <w:proofErr w:type="spellStart"/>
-      <w:r>
-        <w:t>berkaitan</w:t>
-      </w:r>
-      <w:proofErr w:type="spellEnd"/>
-      <w:r>
-        <w:t>.</w:t>
+      <w:r>
+        <w:t>Facused Crawling: Bot hanya mengumpulkan link yang relevan dengan topik atau kata kunci tertentu, mengabaikan halaman yang tidak berkaitan.</w:t>
       </w:r>
     </w:p>
     <w:p>
@@ -1674,16 +796,7 @@
         <w:jc w:val="left"/>
       </w:pPr>
       <w:r>
-        <w:lastRenderedPageBreak/>
-        <w:t xml:space="preserve">Teknik </w:t>
-      </w:r>
-      <w:proofErr w:type="spellStart"/>
-      <w:r>
-        <w:t>dalam</w:t>
-      </w:r>
-      <w:proofErr w:type="spellEnd"/>
-      <w:r>
-        <w:t xml:space="preserve"> Scrapping</w:t>
+        <w:t>Teknik dalam Scrapping</w:t>
       </w:r>
     </w:p>
     <w:p>
@@ -1698,63 +811,8 @@
         <w:jc w:val="left"/>
       </w:pPr>
       <w:r>
-        <w:t xml:space="preserve">HTML Parsing: Teknik </w:t>
-      </w:r>
-      <w:proofErr w:type="spellStart"/>
-      <w:r>
-        <w:t>mengekstrak</w:t>
-      </w:r>
-      <w:proofErr w:type="spellEnd"/>
-      <w:r>
-        <w:t xml:space="preserve"> data </w:t>
-      </w:r>
-      <w:proofErr w:type="spellStart"/>
-      <w:r>
-        <w:t>berdasarkan</w:t>
-      </w:r>
-      <w:proofErr w:type="spellEnd"/>
-      <w:r>
-        <w:t xml:space="preserve"> tag HTML (</w:t>
-      </w:r>
-      <w:proofErr w:type="spellStart"/>
-      <w:r>
-        <w:t>seperti</w:t>
-      </w:r>
-      <w:proofErr w:type="spellEnd"/>
-      <w:r>
-        <w:t xml:space="preserve"> &lt;div&gt;, &lt;table&gt;, </w:t>
-      </w:r>
-      <w:proofErr w:type="spellStart"/>
-      <w:r>
-        <w:t>atau</w:t>
-      </w:r>
-      <w:proofErr w:type="spellEnd"/>
-      <w:r>
-        <w:t xml:space="preserve"> &lt;span&gt;) </w:t>
-      </w:r>
-      <w:proofErr w:type="spellStart"/>
-      <w:r>
-        <w:t>menggunakan</w:t>
-      </w:r>
-      <w:proofErr w:type="spellEnd"/>
-      <w:r>
-        <w:t xml:space="preserve"> </w:t>
-      </w:r>
-      <w:proofErr w:type="spellStart"/>
-      <w:r>
-        <w:t>kode</w:t>
-      </w:r>
-      <w:proofErr w:type="spellEnd"/>
-      <w:r>
-        <w:t xml:space="preserve"> </w:t>
-      </w:r>
-      <w:proofErr w:type="spellStart"/>
-      <w:r>
-        <w:t>pemrograman</w:t>
-      </w:r>
-      <w:proofErr w:type="spellEnd"/>
-      <w:r>
-        <w:t xml:space="preserve"> Python Beautiful Soup.</w:t>
+        <w:lastRenderedPageBreak/>
+        <w:t>HTML Parsing: Teknik mengekstrak data berdasarkan tag HTML (seperti &lt;div&gt;, &lt;table&gt;, atau &lt;span&gt;) menggunakan kode pemrograman Python Beautiful Soup.</w:t>
       </w:r>
     </w:p>
     <w:p>
@@ -1769,103 +827,7 @@
         <w:jc w:val="left"/>
       </w:pPr>
       <w:r>
-        <w:t xml:space="preserve">DOM Parsing: </w:t>
-      </w:r>
-      <w:proofErr w:type="spellStart"/>
-      <w:r>
-        <w:t>Mengambil</w:t>
-      </w:r>
-      <w:proofErr w:type="spellEnd"/>
-      <w:r>
-        <w:t xml:space="preserve"> data </w:t>
-      </w:r>
-      <w:proofErr w:type="spellStart"/>
-      <w:r>
-        <w:t>berdasarkan</w:t>
-      </w:r>
-      <w:proofErr w:type="spellEnd"/>
-      <w:r>
-        <w:t xml:space="preserve"> </w:t>
-      </w:r>
-      <w:proofErr w:type="spellStart"/>
-      <w:r>
-        <w:t>struktur</w:t>
-      </w:r>
-      <w:proofErr w:type="spellEnd"/>
-      <w:r>
-        <w:t xml:space="preserve"> </w:t>
-      </w:r>
-      <w:proofErr w:type="spellStart"/>
-      <w:r>
-        <w:t>dokuman</w:t>
-      </w:r>
-      <w:proofErr w:type="spellEnd"/>
-      <w:r>
-        <w:t xml:space="preserve"> (Document Object Model) situs, </w:t>
-      </w:r>
-      <w:proofErr w:type="spellStart"/>
-      <w:r>
-        <w:t>memungkinkan</w:t>
-      </w:r>
-      <w:proofErr w:type="spellEnd"/>
-      <w:r>
-        <w:t xml:space="preserve"> </w:t>
-      </w:r>
-      <w:proofErr w:type="spellStart"/>
-      <w:r>
-        <w:t>akses</w:t>
-      </w:r>
-      <w:proofErr w:type="spellEnd"/>
-      <w:r>
-        <w:t xml:space="preserve"> </w:t>
-      </w:r>
-      <w:proofErr w:type="spellStart"/>
-      <w:r>
-        <w:t>ke</w:t>
-      </w:r>
-      <w:proofErr w:type="spellEnd"/>
-      <w:r>
-        <w:t xml:space="preserve"> </w:t>
-      </w:r>
-      <w:proofErr w:type="spellStart"/>
-      <w:r>
-        <w:t>bagian</w:t>
-      </w:r>
-      <w:proofErr w:type="spellEnd"/>
-      <w:r>
-        <w:t xml:space="preserve"> </w:t>
-      </w:r>
-      <w:proofErr w:type="spellStart"/>
-      <w:r>
-        <w:t>tertentu</w:t>
-      </w:r>
-      <w:proofErr w:type="spellEnd"/>
-      <w:r>
-        <w:t xml:space="preserve"> </w:t>
-      </w:r>
-      <w:proofErr w:type="spellStart"/>
-      <w:r>
-        <w:t>secara</w:t>
-      </w:r>
-      <w:proofErr w:type="spellEnd"/>
-      <w:r>
-        <w:t xml:space="preserve"> </w:t>
-      </w:r>
-      <w:proofErr w:type="spellStart"/>
-      <w:r>
-        <w:t>lebih</w:t>
-      </w:r>
-      <w:proofErr w:type="spellEnd"/>
-      <w:r>
-        <w:t xml:space="preserve"> </w:t>
-      </w:r>
-      <w:proofErr w:type="spellStart"/>
-      <w:r>
-        <w:t>dinamis</w:t>
-      </w:r>
-      <w:proofErr w:type="spellEnd"/>
-      <w:r>
-        <w:t>.</w:t>
+        <w:t>DOM Parsing: Mengambil data berdasarkan struktur dokuman (Document Object Model) situs, memungkinkan akses ke bagian tertentu secara lebih dinamis.</w:t>
       </w:r>
     </w:p>
     <w:p>
@@ -1880,103 +842,7 @@
         <w:jc w:val="left"/>
       </w:pPr>
       <w:r>
-        <w:t xml:space="preserve">XPath &amp; CSS Selectors: </w:t>
-      </w:r>
-      <w:proofErr w:type="spellStart"/>
-      <w:r>
-        <w:t>Menggunakan</w:t>
-      </w:r>
-      <w:proofErr w:type="spellEnd"/>
-      <w:r>
-        <w:t xml:space="preserve"> Alamat </w:t>
-      </w:r>
-      <w:proofErr w:type="spellStart"/>
-      <w:r>
-        <w:t>koordinat</w:t>
-      </w:r>
-      <w:proofErr w:type="spellEnd"/>
-      <w:r>
-        <w:t xml:space="preserve"> </w:t>
-      </w:r>
-      <w:proofErr w:type="spellStart"/>
-      <w:r>
-        <w:t>spesifik</w:t>
-      </w:r>
-      <w:proofErr w:type="spellEnd"/>
-      <w:r>
-        <w:t xml:space="preserve"> </w:t>
-      </w:r>
-      <w:proofErr w:type="spellStart"/>
-      <w:r>
-        <w:t>dari</w:t>
-      </w:r>
-      <w:proofErr w:type="spellEnd"/>
-      <w:r>
-        <w:t xml:space="preserve"> </w:t>
-      </w:r>
-      <w:proofErr w:type="spellStart"/>
-      <w:r>
-        <w:t>sebuah</w:t>
-      </w:r>
-      <w:proofErr w:type="spellEnd"/>
-      <w:r>
-        <w:t xml:space="preserve"> </w:t>
-      </w:r>
-      <w:proofErr w:type="spellStart"/>
-      <w:r>
-        <w:t>elemen</w:t>
-      </w:r>
-      <w:proofErr w:type="spellEnd"/>
-      <w:r>
-        <w:t xml:space="preserve"> di </w:t>
-      </w:r>
-      <w:proofErr w:type="spellStart"/>
-      <w:r>
-        <w:t>halaman</w:t>
-      </w:r>
-      <w:proofErr w:type="spellEnd"/>
-      <w:r>
-        <w:t xml:space="preserve"> web </w:t>
-      </w:r>
-      <w:proofErr w:type="spellStart"/>
-      <w:r>
-        <w:t>untuk</w:t>
-      </w:r>
-      <w:proofErr w:type="spellEnd"/>
-      <w:r>
-        <w:t xml:space="preserve"> </w:t>
-      </w:r>
-      <w:proofErr w:type="spellStart"/>
-      <w:r>
-        <w:t>menarik</w:t>
-      </w:r>
-      <w:proofErr w:type="spellEnd"/>
-      <w:r>
-        <w:t xml:space="preserve"> data </w:t>
-      </w:r>
-      <w:proofErr w:type="spellStart"/>
-      <w:r>
-        <w:t>dengan</w:t>
-      </w:r>
-      <w:proofErr w:type="spellEnd"/>
-      <w:r>
-        <w:t xml:space="preserve"> </w:t>
-      </w:r>
-      <w:proofErr w:type="spellStart"/>
-      <w:r>
-        <w:t>presisi</w:t>
-      </w:r>
-      <w:proofErr w:type="spellEnd"/>
-      <w:r>
-        <w:t xml:space="preserve"> </w:t>
-      </w:r>
-      <w:proofErr w:type="spellStart"/>
-      <w:r>
-        <w:t>tinggi</w:t>
-      </w:r>
-      <w:proofErr w:type="spellEnd"/>
-      <w:r>
-        <w:t>.</w:t>
+        <w:t>XPath &amp; CSS Selectors: Menggunakan Alamat koordinat spesifik dari sebuah elemen di halaman web untuk menarik data dengan presisi tinggi.</w:t>
       </w:r>
     </w:p>
     <w:p>
@@ -1991,103 +857,7 @@
         <w:jc w:val="left"/>
       </w:pPr>
       <w:r>
-        <w:t>API Scrapping: Alih-</w:t>
-      </w:r>
-      <w:proofErr w:type="spellStart"/>
-      <w:r>
-        <w:t>alih</w:t>
-      </w:r>
-      <w:proofErr w:type="spellEnd"/>
-      <w:r>
-        <w:t xml:space="preserve"> </w:t>
-      </w:r>
-      <w:proofErr w:type="spellStart"/>
-      <w:r>
-        <w:t>membongkar</w:t>
-      </w:r>
-      <w:proofErr w:type="spellEnd"/>
-      <w:r>
-        <w:t xml:space="preserve"> </w:t>
-      </w:r>
-      <w:proofErr w:type="spellStart"/>
-      <w:r>
-        <w:t>tampilan</w:t>
-      </w:r>
-      <w:proofErr w:type="spellEnd"/>
-      <w:r>
-        <w:t xml:space="preserve"> web, scrapping </w:t>
-      </w:r>
-      <w:proofErr w:type="spellStart"/>
-      <w:r>
-        <w:t>langsung</w:t>
-      </w:r>
-      <w:proofErr w:type="spellEnd"/>
-      <w:r>
-        <w:t xml:space="preserve"> </w:t>
-      </w:r>
-      <w:proofErr w:type="spellStart"/>
-      <w:r>
-        <w:t>meminta</w:t>
-      </w:r>
-      <w:proofErr w:type="spellEnd"/>
-      <w:r>
-        <w:t xml:space="preserve"> data </w:t>
-      </w:r>
-      <w:proofErr w:type="spellStart"/>
-      <w:r>
-        <w:t>ke</w:t>
-      </w:r>
-      <w:proofErr w:type="spellEnd"/>
-      <w:r>
-        <w:t xml:space="preserve"> server </w:t>
-      </w:r>
-      <w:proofErr w:type="spellStart"/>
-      <w:r>
-        <w:t>melalui</w:t>
-      </w:r>
-      <w:proofErr w:type="spellEnd"/>
-      <w:r>
-        <w:t xml:space="preserve"> API </w:t>
-      </w:r>
-      <w:proofErr w:type="spellStart"/>
-      <w:r>
-        <w:t>resmi</w:t>
-      </w:r>
-      <w:proofErr w:type="spellEnd"/>
-      <w:r>
-        <w:t xml:space="preserve"> </w:t>
-      </w:r>
-      <w:proofErr w:type="spellStart"/>
-      <w:r>
-        <w:t>atau</w:t>
-      </w:r>
-      <w:proofErr w:type="spellEnd"/>
-      <w:r>
-        <w:t xml:space="preserve"> internal situs </w:t>
-      </w:r>
-      <w:proofErr w:type="spellStart"/>
-      <w:r>
-        <w:t>untuk</w:t>
-      </w:r>
-      <w:proofErr w:type="spellEnd"/>
-      <w:r>
-        <w:t xml:space="preserve"> </w:t>
-      </w:r>
-      <w:proofErr w:type="spellStart"/>
-      <w:r>
-        <w:t>mendapatkan</w:t>
-      </w:r>
-      <w:proofErr w:type="spellEnd"/>
-      <w:r>
-        <w:t xml:space="preserve"> data yang </w:t>
-      </w:r>
-      <w:proofErr w:type="spellStart"/>
-      <w:r>
-        <w:t>bersih</w:t>
-      </w:r>
-      <w:proofErr w:type="spellEnd"/>
-      <w:r>
-        <w:t>.</w:t>
+        <w:t>API Scrapping: Alih-alih membongkar tampilan web, scrapping langsung meminta data ke server melalui API resmi atau internal situs untuk mendapatkan data yang bersih.</w:t>
       </w:r>
     </w:p>
     <w:p>
@@ -2102,15 +872,7 @@
         <w:jc w:val="left"/>
       </w:pPr>
       <w:r>
-        <w:t>Langkah-</w:t>
-      </w:r>
-      <w:proofErr w:type="spellStart"/>
-      <w:r>
-        <w:t>langkah</w:t>
-      </w:r>
-      <w:proofErr w:type="spellEnd"/>
-      <w:r>
-        <w:t xml:space="preserve"> Data Scrapping</w:t>
+        <w:t>Langkah-langkah Data Scrapping</w:t>
       </w:r>
     </w:p>
     <w:p>
@@ -2124,45 +886,8 @@
         <w:ind w:right="700"/>
         <w:jc w:val="left"/>
       </w:pPr>
-      <w:proofErr w:type="spellStart"/>
-      <w:r>
-        <w:t>Menentukan</w:t>
-      </w:r>
-      <w:proofErr w:type="spellEnd"/>
-      <w:r>
-        <w:t xml:space="preserve"> Target URL: </w:t>
-      </w:r>
-      <w:proofErr w:type="spellStart"/>
-      <w:r>
-        <w:t>Memilih</w:t>
-      </w:r>
-      <w:proofErr w:type="spellEnd"/>
-      <w:r>
-        <w:t xml:space="preserve"> situs web mana yang </w:t>
-      </w:r>
-      <w:proofErr w:type="spellStart"/>
-      <w:r>
-        <w:t>ingin</w:t>
-      </w:r>
-      <w:proofErr w:type="spellEnd"/>
-      <w:r>
-        <w:t xml:space="preserve"> </w:t>
-      </w:r>
-      <w:proofErr w:type="spellStart"/>
-      <w:r>
-        <w:t>diambil</w:t>
-      </w:r>
-      <w:proofErr w:type="spellEnd"/>
-      <w:r>
-        <w:t xml:space="preserve"> </w:t>
-      </w:r>
-      <w:proofErr w:type="spellStart"/>
-      <w:r>
-        <w:t>datanya</w:t>
-      </w:r>
-      <w:proofErr w:type="spellEnd"/>
-      <w:r>
-        <w:t>.</w:t>
+      <w:r>
+        <w:t>Menentukan Target URL: Memilih situs web mana yang ingin diambil datanya.</w:t>
       </w:r>
     </w:p>
     <w:p>
@@ -2176,85 +901,8 @@
         <w:ind w:right="700"/>
         <w:jc w:val="left"/>
       </w:pPr>
-      <w:proofErr w:type="spellStart"/>
-      <w:r>
-        <w:t>Inspeksi</w:t>
-      </w:r>
-      <w:proofErr w:type="spellEnd"/>
-      <w:r>
-        <w:t xml:space="preserve"> </w:t>
-      </w:r>
-      <w:proofErr w:type="spellStart"/>
-      <w:r>
-        <w:t>Elemen</w:t>
-      </w:r>
-      <w:proofErr w:type="spellEnd"/>
-      <w:r>
-        <w:t xml:space="preserve"> (Inspect Element): </w:t>
-      </w:r>
-      <w:proofErr w:type="spellStart"/>
-      <w:r>
-        <w:t>Membuka</w:t>
-      </w:r>
-      <w:proofErr w:type="spellEnd"/>
-      <w:r>
-        <w:t xml:space="preserve"> </w:t>
-      </w:r>
-      <w:proofErr w:type="spellStart"/>
-      <w:r>
-        <w:t>kode</w:t>
-      </w:r>
-      <w:proofErr w:type="spellEnd"/>
-      <w:r>
-        <w:t xml:space="preserve"> HTML situs target </w:t>
-      </w:r>
-      <w:proofErr w:type="spellStart"/>
-      <w:r>
-        <w:t>untuk</w:t>
-      </w:r>
-      <w:proofErr w:type="spellEnd"/>
-      <w:r>
-        <w:t xml:space="preserve"> </w:t>
-      </w:r>
-      <w:proofErr w:type="spellStart"/>
-      <w:r>
-        <w:t>mencari</w:t>
-      </w:r>
-      <w:proofErr w:type="spellEnd"/>
-      <w:r>
-        <w:t xml:space="preserve"> di mana data yang </w:t>
-      </w:r>
-      <w:proofErr w:type="spellStart"/>
-      <w:r>
-        <w:t>diinginkan</w:t>
-      </w:r>
-      <w:proofErr w:type="spellEnd"/>
-      <w:r>
-        <w:t xml:space="preserve"> </w:t>
-      </w:r>
-      <w:proofErr w:type="spellStart"/>
-      <w:r>
-        <w:t>disimpan</w:t>
-      </w:r>
-      <w:proofErr w:type="spellEnd"/>
-      <w:r>
-        <w:t xml:space="preserve"> (</w:t>
-      </w:r>
-      <w:proofErr w:type="spellStart"/>
-      <w:r>
-        <w:t>mencari</w:t>
-      </w:r>
-      <w:proofErr w:type="spellEnd"/>
-      <w:r>
-        <w:t xml:space="preserve"> nama class </w:t>
-      </w:r>
-      <w:proofErr w:type="spellStart"/>
-      <w:r>
-        <w:t>atau</w:t>
-      </w:r>
-      <w:proofErr w:type="spellEnd"/>
-      <w:r>
-        <w:t xml:space="preserve"> ID).</w:t>
+      <w:r>
+        <w:t>Inspeksi Elemen (Inspect Element): Membuka kode HTML situs target untuk mencari di mana data yang diinginkan disimpan (mencari nama class atau ID).</w:t>
       </w:r>
     </w:p>
     <w:p>
@@ -2268,85 +916,8 @@
         <w:ind w:right="700"/>
         <w:jc w:val="left"/>
       </w:pPr>
-      <w:proofErr w:type="spellStart"/>
-      <w:r>
-        <w:t>Mengirim</w:t>
-      </w:r>
-      <w:proofErr w:type="spellEnd"/>
-      <w:r>
-        <w:t xml:space="preserve"> HTTP Request: Program </w:t>
-      </w:r>
-      <w:proofErr w:type="spellStart"/>
-      <w:r>
-        <w:t>mengirim</w:t>
-      </w:r>
-      <w:proofErr w:type="spellEnd"/>
-      <w:r>
-        <w:t xml:space="preserve"> </w:t>
-      </w:r>
-      <w:proofErr w:type="spellStart"/>
-      <w:r>
-        <w:t>permintaan</w:t>
-      </w:r>
-      <w:proofErr w:type="spellEnd"/>
-      <w:r>
-        <w:t xml:space="preserve"> </w:t>
-      </w:r>
-      <w:proofErr w:type="spellStart"/>
-      <w:r>
-        <w:t>ke</w:t>
-      </w:r>
-      <w:proofErr w:type="spellEnd"/>
-      <w:r>
-        <w:t xml:space="preserve"> server web </w:t>
-      </w:r>
-      <w:proofErr w:type="spellStart"/>
-      <w:r>
-        <w:t>untuk</w:t>
-      </w:r>
-      <w:proofErr w:type="spellEnd"/>
-      <w:r>
-        <w:t xml:space="preserve"> </w:t>
-      </w:r>
-      <w:proofErr w:type="spellStart"/>
-      <w:r>
-        <w:t>mendapatkan</w:t>
-      </w:r>
-      <w:proofErr w:type="spellEnd"/>
-      <w:r>
-        <w:t xml:space="preserve"> </w:t>
-      </w:r>
-      <w:proofErr w:type="spellStart"/>
-      <w:r>
-        <w:t>akses</w:t>
-      </w:r>
-      <w:proofErr w:type="spellEnd"/>
-      <w:r>
-        <w:t xml:space="preserve"> </w:t>
-      </w:r>
-      <w:proofErr w:type="spellStart"/>
-      <w:r>
-        <w:t>ke</w:t>
-      </w:r>
-      <w:proofErr w:type="spellEnd"/>
-      <w:r>
-        <w:t xml:space="preserve"> </w:t>
-      </w:r>
-      <w:proofErr w:type="spellStart"/>
-      <w:r>
-        <w:t>konten</w:t>
-      </w:r>
-      <w:proofErr w:type="spellEnd"/>
-      <w:r>
-        <w:t xml:space="preserve"> </w:t>
-      </w:r>
-      <w:proofErr w:type="spellStart"/>
-      <w:r>
-        <w:t>halaman</w:t>
-      </w:r>
-      <w:proofErr w:type="spellEnd"/>
-      <w:r>
-        <w:t>.</w:t>
+      <w:r>
+        <w:t>Mengirim HTTP Request: Program mengirim permintaan ke server web untuk mendapatkan akses ke konten halaman.</w:t>
       </w:r>
     </w:p>
     <w:p>
@@ -2360,69 +931,8 @@
         <w:ind w:right="700"/>
         <w:jc w:val="left"/>
       </w:pPr>
-      <w:proofErr w:type="spellStart"/>
-      <w:r>
-        <w:t>Eksraksi</w:t>
-      </w:r>
-      <w:proofErr w:type="spellEnd"/>
-      <w:r>
-        <w:t xml:space="preserve"> Data: </w:t>
-      </w:r>
-      <w:proofErr w:type="spellStart"/>
-      <w:r>
-        <w:t>Menggunakan</w:t>
-      </w:r>
-      <w:proofErr w:type="spellEnd"/>
-      <w:r>
-        <w:t xml:space="preserve"> Teknik parsing </w:t>
-      </w:r>
-      <w:proofErr w:type="spellStart"/>
-      <w:r>
-        <w:t>untuk</w:t>
-      </w:r>
-      <w:proofErr w:type="spellEnd"/>
-      <w:r>
-        <w:t xml:space="preserve"> </w:t>
-      </w:r>
-      <w:proofErr w:type="spellStart"/>
-      <w:r>
-        <w:t>memisahkan</w:t>
-      </w:r>
-      <w:proofErr w:type="spellEnd"/>
-      <w:r>
-        <w:t xml:space="preserve"> data </w:t>
-      </w:r>
-      <w:proofErr w:type="spellStart"/>
-      <w:r>
-        <w:t>dari</w:t>
-      </w:r>
-      <w:proofErr w:type="spellEnd"/>
-      <w:r>
-        <w:t xml:space="preserve"> </w:t>
-      </w:r>
-      <w:proofErr w:type="spellStart"/>
-      <w:r>
-        <w:t>kode</w:t>
-      </w:r>
-      <w:proofErr w:type="spellEnd"/>
-      <w:r>
-        <w:t xml:space="preserve"> HTML yang </w:t>
-      </w:r>
-      <w:proofErr w:type="spellStart"/>
-      <w:r>
-        <w:t>tidak</w:t>
-      </w:r>
-      <w:proofErr w:type="spellEnd"/>
-      <w:r>
-        <w:t xml:space="preserve"> </w:t>
-      </w:r>
-      <w:proofErr w:type="spellStart"/>
-      <w:r>
-        <w:t>perlu</w:t>
-      </w:r>
-      <w:proofErr w:type="spellEnd"/>
-      <w:r>
-        <w:t>.</w:t>
+      <w:r>
+        <w:t>Eksraksi Data: Menggunakan Teknik parsing untuk memisahkan data dari kode HTML yang tidak perlu.</w:t>
       </w:r>
     </w:p>
     <w:p>
@@ -2436,77 +946,8 @@
         <w:ind w:right="700"/>
         <w:jc w:val="left"/>
       </w:pPr>
-      <w:proofErr w:type="spellStart"/>
-      <w:r>
-        <w:t>Pembersihan</w:t>
-      </w:r>
-      <w:proofErr w:type="spellEnd"/>
-      <w:r>
-        <w:t xml:space="preserve"> Data (Cleaning): </w:t>
-      </w:r>
-      <w:proofErr w:type="spellStart"/>
-      <w:r>
-        <w:t>Merapikan</w:t>
-      </w:r>
-      <w:proofErr w:type="spellEnd"/>
-      <w:r>
-        <w:t xml:space="preserve"> data </w:t>
-      </w:r>
-      <w:proofErr w:type="spellStart"/>
-      <w:r>
-        <w:t>mentah</w:t>
-      </w:r>
-      <w:proofErr w:type="spellEnd"/>
-      <w:r>
-        <w:t xml:space="preserve">, </w:t>
-      </w:r>
-      <w:proofErr w:type="spellStart"/>
-      <w:r>
-        <w:t>menghapus</w:t>
-      </w:r>
-      <w:proofErr w:type="spellEnd"/>
-      <w:r>
-        <w:t xml:space="preserve"> </w:t>
-      </w:r>
-      <w:proofErr w:type="spellStart"/>
-      <w:r>
-        <w:t>karakter</w:t>
-      </w:r>
-      <w:proofErr w:type="spellEnd"/>
-      <w:r>
-        <w:t xml:space="preserve"> </w:t>
-      </w:r>
-      <w:proofErr w:type="spellStart"/>
-      <w:r>
-        <w:t>aneh</w:t>
-      </w:r>
-      <w:proofErr w:type="spellEnd"/>
-      <w:r>
-        <w:t xml:space="preserve">, dan </w:t>
-      </w:r>
-      <w:proofErr w:type="spellStart"/>
-      <w:r>
-        <w:t>memastikan</w:t>
-      </w:r>
-      <w:proofErr w:type="spellEnd"/>
-      <w:r>
-        <w:t xml:space="preserve"> </w:t>
-      </w:r>
-      <w:proofErr w:type="spellStart"/>
-      <w:r>
-        <w:t>formatnya</w:t>
-      </w:r>
-      <w:proofErr w:type="spellEnd"/>
-      <w:r>
-        <w:t xml:space="preserve"> </w:t>
-      </w:r>
-      <w:proofErr w:type="spellStart"/>
-      <w:r>
-        <w:t>seragam</w:t>
-      </w:r>
-      <w:proofErr w:type="spellEnd"/>
-      <w:r>
-        <w:t>.</w:t>
+      <w:r>
+        <w:t>Pembersihan Data (Cleaning): Merapikan data mentah, menghapus karakter aneh, dan memastikan formatnya seragam.</w:t>
       </w:r>
     </w:p>
     <w:p>
@@ -2520,85 +961,8 @@
         <w:ind w:right="700"/>
         <w:jc w:val="left"/>
       </w:pPr>
-      <w:proofErr w:type="spellStart"/>
-      <w:r>
-        <w:t>Penyimpana</w:t>
-      </w:r>
-      <w:proofErr w:type="spellEnd"/>
-      <w:r>
-        <w:t xml:space="preserve"> Data: </w:t>
-      </w:r>
-      <w:proofErr w:type="spellStart"/>
-      <w:r>
-        <w:t>Menyimpan</w:t>
-      </w:r>
-      <w:proofErr w:type="spellEnd"/>
-      <w:r>
-        <w:t xml:space="preserve"> </w:t>
-      </w:r>
-      <w:proofErr w:type="spellStart"/>
-      <w:r>
-        <w:t>hasil</w:t>
-      </w:r>
-      <w:proofErr w:type="spellEnd"/>
-      <w:r>
-        <w:t xml:space="preserve"> </w:t>
-      </w:r>
-      <w:proofErr w:type="spellStart"/>
-      <w:r>
-        <w:t>akhir</w:t>
-      </w:r>
-      <w:proofErr w:type="spellEnd"/>
-      <w:r>
-        <w:t xml:space="preserve"> </w:t>
-      </w:r>
-      <w:proofErr w:type="spellStart"/>
-      <w:r>
-        <w:t>ke</w:t>
-      </w:r>
-      <w:proofErr w:type="spellEnd"/>
-      <w:r>
-        <w:t xml:space="preserve"> </w:t>
-      </w:r>
-      <w:proofErr w:type="spellStart"/>
-      <w:r>
-        <w:t>dalam</w:t>
-      </w:r>
-      <w:proofErr w:type="spellEnd"/>
-      <w:r>
-        <w:t xml:space="preserve"> format yang </w:t>
-      </w:r>
-      <w:proofErr w:type="spellStart"/>
-      <w:r>
-        <w:t>mudah</w:t>
-      </w:r>
-      <w:proofErr w:type="spellEnd"/>
-      <w:r>
-        <w:t xml:space="preserve"> </w:t>
-      </w:r>
-      <w:proofErr w:type="spellStart"/>
-      <w:r>
-        <w:t>dibaca</w:t>
-      </w:r>
-      <w:proofErr w:type="spellEnd"/>
-      <w:r>
-        <w:t xml:space="preserve"> </w:t>
-      </w:r>
-      <w:proofErr w:type="spellStart"/>
-      <w:r>
-        <w:t>seperti</w:t>
-      </w:r>
-      <w:proofErr w:type="spellEnd"/>
-      <w:r>
-        <w:t xml:space="preserve"> CSV, Excel, </w:t>
-      </w:r>
-      <w:proofErr w:type="spellStart"/>
-      <w:r>
-        <w:t>atau</w:t>
-      </w:r>
-      <w:proofErr w:type="spellEnd"/>
-      <w:r>
-        <w:t xml:space="preserve"> JSON.</w:t>
+      <w:r>
+        <w:t>Penyimpana Data: Menyimpan hasil akhir ke dalam format yang mudah dibaca seperti CSV, Excel, atau JSON.</w:t>
       </w:r>
     </w:p>
     <w:sectPr>
